--- a/docs/documentacion_general_tecnica_flash_campaign.docx
+++ b/docs/documentacion_general_tecnica_flash_campaign.docx
@@ -65,7 +65,7 @@
         </w:rPr>
         <w:t>Proyecto: Flash Campaign · Nombre normalizado: flash_campaign</w:t>
         <w:br/>
-        <w:t>Versión: 1.0.0 · Estado: entregado para revisión</w:t>
+        <w:t>Versión: 1.1.0 · Estado: entregado para revisión</w:t>
         <w:br/>
         <w:t>Fecha: 18-08-2026 · Autor: Gamonal</w:t>
         <w:br/>
@@ -486,7 +486,7 @@
         <w:pStyle w:val="ListBullet"/>
       </w:pPr>
       <w:r>
-        <w:t>Biblioteca de imágenes con subida propia, catálogo común y permisos por usuario.</w:t>
+        <w:t>Biblioteca de imágenes que lista directamente el bucket R2 de la cuenta, con subida propia y permisos por usuario.</w:t>
       </w:r>
     </w:p>
     <w:p>
@@ -782,7 +782,7 @@
               <w:rPr>
                 <w:sz w:val="19"/>
               </w:rPr>
-              <w:t>Imágenes subidas por los usuarios. Si R2 no está enlazado, se usa KV.</w:t>
+              <w:t>Biblioteca de imágenes: el catálogo ya cargado en el bucket y las subidas de los usuarios, que viven bajo el prefijo img/. Si R2 no está enlazado, se usa KV.</w:t>
             </w:r>
           </w:p>
         </w:tc>
@@ -963,7 +963,15 @@
         <w:pStyle w:val="ListBullet"/>
       </w:pPr>
       <w:r>
-        <w:t>Biblioteca de Cloudflare: se conecta con MEDIA_MANIFEST_URL y MEDIA_BASE_URL para mostrar las imágenes ya cargadas en la cuenta.</w:t>
+        <w:t>Biblioteca de Cloudflare: con el bucket R2 enlazado, el aplicativo recorre sus objetos y muestra las imágenes que ya estaban cargadas, usando las carpetas como etiquetas de búsqueda. Si el bucket tiene dominio público, MEDIA_BASE_URL hace que se sirvan desde ahí; si no, pasan por la API y exigen sesión.</w:t>
+      </w:r>
+    </w:p>
+    <w:p>
+      <w:pPr>
+        <w:pStyle w:val="ListBullet"/>
+      </w:pPr>
+      <w:r>
+        <w:t>Detección de enlaces: si el espacio KV o el bucket no se llaman FLASH_KV y MEDIA, el aplicativo los identifica por su forma y muestra el nombre encontrado en Configuración.</w:t>
       </w:r>
     </w:p>
     <w:p>
@@ -2469,7 +2477,37 @@
               <w:rPr>
                 <w:sz w:val="19"/>
               </w:rPr>
-              <w:t>Biblioteca de imágenes.</w:t>
+              <w:t>Biblioteca de imágenes y subidas de los usuarios.</w:t>
+            </w:r>
+          </w:p>
+        </w:tc>
+      </w:tr>
+      <w:tr>
+        <w:tc>
+          <w:tcPr>
+            <w:tcW w:type="dxa" w:w="4320"/>
+          </w:tcPr>
+          <w:p>
+            <w:r/>
+            <w:r>
+              <w:rPr>
+                <w:sz w:val="19"/>
+              </w:rPr>
+              <w:t>GET /api/biblioteca/objeto?clave=…</w:t>
+            </w:r>
+          </w:p>
+        </w:tc>
+        <w:tc>
+          <w:tcPr>
+            <w:tcW w:type="dxa" w:w="4320"/>
+          </w:tcPr>
+          <w:p>
+            <w:r/>
+            <w:r>
+              <w:rPr>
+                <w:sz w:val="19"/>
+              </w:rPr>
+              <w:t>Entrega una imagen del catálogo que ya existía en el bucket R2.</w:t>
             </w:r>
           </w:p>
         </w:tc>
@@ -3216,7 +3254,7 @@
               <w:rPr>
                 <w:sz w:val="19"/>
               </w:rPr>
-              <w:t>Archivos de la biblioteca de imágenes.</w:t>
+              <w:t>Biblioteca de imágenes: catálogo existente y subidas de los usuarios.</w:t>
             </w:r>
           </w:p>
         </w:tc>
@@ -3464,6 +3502,64 @@
               <w:rPr>
                 <w:sz w:val="19"/>
               </w:rPr>
+              <w:t>MEDIA_BASE_URL</w:t>
+            </w:r>
+          </w:p>
+        </w:tc>
+        <w:tc>
+          <w:tcPr>
+            <w:tcW w:type="dxa" w:w="2160"/>
+          </w:tcPr>
+          <w:p>
+            <w:r/>
+            <w:r>
+              <w:rPr>
+                <w:sz w:val="19"/>
+              </w:rPr>
+              <w:t>Variable</w:t>
+            </w:r>
+          </w:p>
+        </w:tc>
+        <w:tc>
+          <w:tcPr>
+            <w:tcW w:type="dxa" w:w="2160"/>
+          </w:tcPr>
+          <w:p>
+            <w:r/>
+            <w:r>
+              <w:rPr>
+                <w:sz w:val="19"/>
+              </w:rPr>
+              <w:t>No</w:t>
+            </w:r>
+          </w:p>
+        </w:tc>
+        <w:tc>
+          <w:tcPr>
+            <w:tcW w:type="dxa" w:w="2160"/>
+          </w:tcPr>
+          <w:p>
+            <w:r/>
+            <w:r>
+              <w:rPr>
+                <w:sz w:val="19"/>
+              </w:rPr>
+              <w:t>Dominio público del bucket: si se define, las imágenes se sirven desde ahí.</w:t>
+            </w:r>
+          </w:p>
+        </w:tc>
+      </w:tr>
+      <w:tr>
+        <w:tc>
+          <w:tcPr>
+            <w:tcW w:type="dxa" w:w="2160"/>
+          </w:tcPr>
+          <w:p>
+            <w:r/>
+            <w:r>
+              <w:rPr>
+                <w:sz w:val="19"/>
+              </w:rPr>
               <w:t>MEDIA_MANIFEST_URL</w:t>
             </w:r>
           </w:p>
@@ -3506,7 +3602,7 @@
               <w:rPr>
                 <w:sz w:val="19"/>
               </w:rPr>
-              <w:t>Manifiesto JSON de las imágenes ya cargadas en Cloudflare.</w:t>
+              <w:t>Manifiesto JSON alternativo, sólo si el catálogo no vive en el bucket enlazado.</w:t>
             </w:r>
           </w:p>
         </w:tc>
@@ -3522,7 +3618,7 @@
               <w:rPr>
                 <w:sz w:val="19"/>
               </w:rPr>
-              <w:t>MEDIA_BASE_URL</w:t>
+              <w:t>KV_BINDING / R2_BINDING</w:t>
             </w:r>
           </w:p>
         </w:tc>
@@ -3564,7 +3660,7 @@
               <w:rPr>
                 <w:sz w:val="19"/>
               </w:rPr>
-              <w:t>Base pública si el manifiesto trae rutas relativas.</w:t>
+              <w:t>Nombre real del enlace si en la cuenta ya existían con otro nombre.</w:t>
             </w:r>
           </w:p>
         </w:tc>
@@ -3573,7 +3669,12 @@
     <w:p/>
     <w:p>
       <w:r>
-        <w:t>Sin FLASH_KV el aplicativo funciona pero avisa en pantalla que el almacenamiento es temporal. La sección Configuración muestra en todo momento el estado real de cada enlace.</w:t>
+        <w:t>Sin FLASH_KV el aplicativo funciona pero avisa en pantalla que el almacenamiento es temporal. La sección Configuración muestra en todo momento el estado real de cada enlace y el nombre con el que lo encontró.</w:t>
+      </w:r>
+    </w:p>
+    <w:p>
+      <w:r>
+        <w:t>El repositorio no incluye un archivo wrangler.toml de forma deliberada. Cuando un proyecto de Cloudflare Pages tiene ese archivo, la plataforma lo toma como fuente de verdad e ignora los enlaces y variables definidos en el panel; como aquí la configuración vive en el panel, agregarlo dejaría el aplicativo sin KV, sin R2 y sin la clave de Gemini.</w:t>
       </w:r>
     </w:p>
     <w:p>
@@ -4353,6 +4454,94 @@
               <w:rPr>
                 <w:sz w:val="19"/>
               </w:rPr>
+              <w:t>Listar el bucket R2 en vivo</w:t>
+            </w:r>
+          </w:p>
+        </w:tc>
+        <w:tc>
+          <w:tcPr>
+            <w:tcW w:type="dxa" w:w="2880"/>
+          </w:tcPr>
+          <w:p>
+            <w:r/>
+            <w:r>
+              <w:rPr>
+                <w:sz w:val="19"/>
+              </w:rPr>
+              <w:t>Mantener un manifiesto JSON del catálogo</w:t>
+            </w:r>
+          </w:p>
+        </w:tc>
+        <w:tc>
+          <w:tcPr>
+            <w:tcW w:type="dxa" w:w="2880"/>
+          </w:tcPr>
+          <w:p>
+            <w:r/>
+            <w:r>
+              <w:rPr>
+                <w:sz w:val="19"/>
+              </w:rPr>
+              <w:t>El catálogo no se desincroniza: lo que hay en el bucket es lo que se ve, sin un archivo intermedio que actualizar.</w:t>
+            </w:r>
+          </w:p>
+        </w:tc>
+      </w:tr>
+      <w:tr>
+        <w:tc>
+          <w:tcPr>
+            <w:tcW w:type="dxa" w:w="2880"/>
+          </w:tcPr>
+          <w:p>
+            <w:r/>
+            <w:r>
+              <w:rPr>
+                <w:sz w:val="19"/>
+              </w:rPr>
+              <w:t>Enlaces por nombre explícito, con KV_BINDING y R2_BINDING como escape</w:t>
+            </w:r>
+          </w:p>
+        </w:tc>
+        <w:tc>
+          <w:tcPr>
+            <w:tcW w:type="dxa" w:w="2880"/>
+          </w:tcPr>
+          <w:p>
+            <w:r/>
+            <w:r>
+              <w:rPr>
+                <w:sz w:val="19"/>
+              </w:rPr>
+              <w:t>Detectar el enlace por su forma</w:t>
+            </w:r>
+          </w:p>
+        </w:tc>
+        <w:tc>
+          <w:tcPr>
+            <w:tcW w:type="dxa" w:w="2880"/>
+          </w:tcPr>
+          <w:p>
+            <w:r/>
+            <w:r>
+              <w:rPr>
+                <w:sz w:val="19"/>
+              </w:rPr>
+              <w:t>Pages expone enlaces propios como ASSETS que responden a cualquier propiedad: una búsqueda por forma llegó a elegir ASSETS como bucket y tumbó la biblioteca. El nombre explícito no se equivoca.</w:t>
+            </w:r>
+          </w:p>
+        </w:tc>
+      </w:tr>
+      <w:tr>
+        <w:tc>
+          <w:tcPr>
+            <w:tcW w:type="dxa" w:w="2880"/>
+          </w:tcPr>
+          <w:p>
+            <w:r/>
+            <w:r>
+              <w:rPr>
+                <w:sz w:val="19"/>
+              </w:rPr>
               <w:t>Canvas para dibujar el banner</w:t>
             </w:r>
           </w:p>
@@ -4589,15 +4778,7 @@
         <w:pStyle w:val="ListBullet"/>
       </w:pPr>
       <w:r>
-        <w:t>Pendiente del cliente: enlazar FLASH_KV, MEDIA y definir SESSION_SECRET y GEMINI_API_KEY en Cloudflare.</w:t>
-      </w:r>
-    </w:p>
-    <w:p>
-      <w:pPr>
-        <w:pStyle w:val="ListBullet"/>
-      </w:pPr>
-      <w:r>
-        <w:t>Pendiente del cliente: entregar la URL o el manifiesto del catálogo de imágenes ya cargado en Cloudflare para conectarlo con MEDIA_MANIFEST_URL.</w:t>
+        <w:t>Pendiente del cliente: definir SESSION_SECRET en Cloudflare para firmar las sesiones con un secreto propio.</w:t>
       </w:r>
     </w:p>
     <w:p>
@@ -4706,6 +4887,50 @@
                 <w:sz w:val="19"/>
               </w:rPr>
               <w:t>Primera entrega completa: acceso, campañas, Char B, editor con replicación, biblioteca, marcas, historial, configuración y administración de usuarios.</w:t>
+            </w:r>
+          </w:p>
+        </w:tc>
+      </w:tr>
+      <w:tr>
+        <w:tc>
+          <w:tcPr>
+            <w:tcW w:type="dxa" w:w="2880"/>
+          </w:tcPr>
+          <w:p>
+            <w:r/>
+            <w:r>
+              <w:rPr>
+                <w:sz w:val="19"/>
+              </w:rPr>
+              <w:t>1.1.0</w:t>
+            </w:r>
+          </w:p>
+        </w:tc>
+        <w:tc>
+          <w:tcPr>
+            <w:tcW w:type="dxa" w:w="2880"/>
+          </w:tcPr>
+          <w:p>
+            <w:r/>
+            <w:r>
+              <w:rPr>
+                <w:sz w:val="19"/>
+              </w:rPr>
+              <w:t>18-08-2026</w:t>
+            </w:r>
+          </w:p>
+        </w:tc>
+        <w:tc>
+          <w:tcPr>
+            <w:tcW w:type="dxa" w:w="2880"/>
+          </w:tcPr>
+          <w:p>
+            <w:r/>
+            <w:r>
+              <w:rPr>
+                <w:sz w:val="19"/>
+              </w:rPr>
+              <w:t>La biblioteca lista directamente el bucket R2 de la cuenta, los enlaces de Cloudflare se detectan aunque tengan otro nombre y el HTML exportado incrusta sus imágenes.</w:t>
             </w:r>
           </w:p>
         </w:tc>

--- a/docs/documentacion_general_tecnica_flash_campaign.docx
+++ b/docs/documentacion_general_tecnica_flash_campaign.docx
@@ -65,7 +65,7 @@
         </w:rPr>
         <w:t>Proyecto: Flash Campaign · Nombre normalizado: flash_campaign</w:t>
         <w:br/>
-        <w:t>Versión: 1.1.0 · Estado: entregado para revisión</w:t>
+        <w:t>Versión: 1.2.0 · Estado: entregado para revisión</w:t>
         <w:br/>
         <w:t>Fecha: 18-08-2026 · Autor: Gamonal</w:t>
         <w:br/>
@@ -724,7 +724,7 @@
               <w:rPr>
                 <w:sz w:val="19"/>
               </w:rPr>
-              <w:t>Cloudflare KV (FLASH_KV)</w:t>
+              <w:t>Cloudflare D1 (DB)</w:t>
             </w:r>
           </w:p>
         </w:tc>
@@ -738,7 +738,7 @@
               <w:rPr>
                 <w:sz w:val="19"/>
               </w:rPr>
-              <w:t>Usuarios, marcas, proyectos, historial y metadatos de la biblioteca.</w:t>
+              <w:t>Usuarios, marcas, proyectos, historial y metadatos de la biblioteca, en dos tablas que se crean solas: documentos y binarios. Admite también un espacio KV como alternativa.</w:t>
             </w:r>
           </w:p>
         </w:tc>
@@ -768,7 +768,7 @@
               <w:rPr>
                 <w:sz w:val="19"/>
               </w:rPr>
-              <w:t>Cloudflare R2 (MEDIA)</w:t>
+              <w:t>Cloudflare R2 (IMAGENES)</w:t>
             </w:r>
           </w:p>
         </w:tc>
@@ -3154,7 +3154,7 @@
               <w:rPr>
                 <w:sz w:val="19"/>
               </w:rPr>
-              <w:t>FLASH_KV</w:t>
+              <w:t>DB</w:t>
             </w:r>
           </w:p>
         </w:tc>
@@ -3168,7 +3168,7 @@
               <w:rPr>
                 <w:sz w:val="19"/>
               </w:rPr>
-              <w:t>KV namespace</w:t>
+              <w:t>Base de datos D1</w:t>
             </w:r>
           </w:p>
         </w:tc>
@@ -3196,7 +3196,7 @@
               <w:rPr>
                 <w:sz w:val="19"/>
               </w:rPr>
-              <w:t>Usuarios, marcas, proyectos, historial y biblioteca.</w:t>
+              <w:t>Usuarios, marcas, proyectos e historial.</w:t>
             </w:r>
           </w:p>
         </w:tc>
@@ -3212,7 +3212,7 @@
               <w:rPr>
                 <w:sz w:val="19"/>
               </w:rPr>
-              <w:t>MEDIA</w:t>
+              <w:t>IMAGENES</w:t>
             </w:r>
           </w:p>
         </w:tc>
@@ -3270,7 +3270,7 @@
               <w:rPr>
                 <w:sz w:val="19"/>
               </w:rPr>
-              <w:t>SESSION_SECRET</w:t>
+              <w:t>JWT_SECRET o SESSION_SECRET</w:t>
             </w:r>
           </w:p>
         </w:tc>
@@ -3618,7 +3618,7 @@
               <w:rPr>
                 <w:sz w:val="19"/>
               </w:rPr>
-              <w:t>KV_BINDING / R2_BINDING</w:t>
+              <w:t>D1_BINDING / R2_BINDING / KV_BINDING</w:t>
             </w:r>
           </w:p>
         </w:tc>
@@ -3660,7 +3660,7 @@
               <w:rPr>
                 <w:sz w:val="19"/>
               </w:rPr>
-              <w:t>Nombre real del enlace si en la cuenta ya existían con otro nombre.</w:t>
+              <w:t>Nombre real del enlace si usa otra etiqueta.</w:t>
             </w:r>
           </w:p>
         </w:tc>
@@ -4410,7 +4410,7 @@
               <w:rPr>
                 <w:sz w:val="19"/>
               </w:rPr>
-              <w:t>KV como almacén principal</w:t>
+              <w:t>D1 como almacén principal</w:t>
             </w:r>
           </w:p>
         </w:tc>
@@ -4424,7 +4424,7 @@
               <w:rPr>
                 <w:sz w:val="19"/>
               </w:rPr>
-              <w:t>D1 (SQL)</w:t>
+              <w:t>KV</w:t>
             </w:r>
           </w:p>
         </w:tc>
@@ -4438,7 +4438,7 @@
               <w:rPr>
                 <w:sz w:val="19"/>
               </w:rPr>
-              <w:t>Los datos son documentos completos por campaña; KV es suficiente y más simple. D1 sería la migración natural si se necesitan consultas por campos.</w:t>
+              <w:t>El proyecto en Cloudflare ya tenía enlazada una base D1, así que el aplicativo se adaptó a ella en vez de exigir un recurso nuevo. Los documentos se guardan en una tabla clave-valor y KV queda como alternativa.</w:t>
             </w:r>
           </w:p>
         </w:tc>
@@ -4778,7 +4778,7 @@
         <w:pStyle w:val="ListBullet"/>
       </w:pPr>
       <w:r>
-        <w:t>Pendiente del cliente: definir SESSION_SECRET en Cloudflare para firmar las sesiones con un secreto propio.</w:t>
+        <w:t>Las tablas de D1 se crean solas en la primera petición: no hay migraciones que ejecutar a mano.</w:t>
       </w:r>
     </w:p>
     <w:p>
@@ -4930,7 +4930,51 @@
               <w:rPr>
                 <w:sz w:val="19"/>
               </w:rPr>
-              <w:t>La biblioteca lista directamente el bucket R2 de la cuenta, los enlaces de Cloudflare se detectan aunque tengan otro nombre y el HTML exportado incrusta sus imágenes.</w:t>
+              <w:t>La biblioteca lista directamente el bucket R2 de la cuenta y el HTML exportado incrusta sus imágenes.</w:t>
+            </w:r>
+          </w:p>
+        </w:tc>
+      </w:tr>
+      <w:tr>
+        <w:tc>
+          <w:tcPr>
+            <w:tcW w:type="dxa" w:w="2880"/>
+          </w:tcPr>
+          <w:p>
+            <w:r/>
+            <w:r>
+              <w:rPr>
+                <w:sz w:val="19"/>
+              </w:rPr>
+              <w:t>1.2.0</w:t>
+            </w:r>
+          </w:p>
+        </w:tc>
+        <w:tc>
+          <w:tcPr>
+            <w:tcW w:type="dxa" w:w="2880"/>
+          </w:tcPr>
+          <w:p>
+            <w:r/>
+            <w:r>
+              <w:rPr>
+                <w:sz w:val="19"/>
+              </w:rPr>
+              <w:t>18-08-2026</w:t>
+            </w:r>
+          </w:p>
+        </w:tc>
+        <w:tc>
+          <w:tcPr>
+            <w:tcW w:type="dxa" w:w="2880"/>
+          </w:tcPr>
+          <w:p>
+            <w:r/>
+            <w:r>
+              <w:rPr>
+                <w:sz w:val="19"/>
+              </w:rPr>
+              <w:t>El almacenamiento se adapta al proyecto real de Cloudflare: base D1 enlazada como DB, bucket R2 como IMAGENES y secreto de sesión como JWT_SECRET.</w:t>
             </w:r>
           </w:p>
         </w:tc>
